--- a/week2 pramod sir.docx
+++ b/week2 pramod sir.docx
@@ -557,7 +557,6 @@
         </w:drawing>
       </w:r>
     </w:p>
-    <w:p/>
     <w:p>
       <w:pPr>
         <w:spacing w:after="0" w:line="240" w:lineRule="auto"/>
@@ -641,12 +640,513 @@
           <w:shd w:val="clear" w:color="auto" w:fill="FFFFFF"/>
         </w:rPr>
       </w:pPr>
+    </w:p>
+    <w:p>
+      <w:pPr>
+        <w:spacing w:after="0" w:line="240" w:lineRule="auto"/>
+        <w:rPr>
+          <w:rFonts w:ascii="Arial" w:eastAsia="Times New Roman" w:hAnsi="Arial" w:cs="Arial"/>
+          <w:b/>
+          <w:bCs/>
+          <w:color w:val="1F1F1F"/>
+          <w:sz w:val="21"/>
+          <w:szCs w:val="21"/>
+          <w:shd w:val="clear" w:color="auto" w:fill="FFFFFF"/>
+        </w:rPr>
+      </w:pPr>
+    </w:p>
+    <w:p>
+      <w:pPr>
+        <w:spacing w:after="0" w:line="240" w:lineRule="auto"/>
+        <w:rPr>
+          <w:rFonts w:ascii="Arial" w:eastAsia="Times New Roman" w:hAnsi="Arial" w:cs="Arial"/>
+          <w:b/>
+          <w:bCs/>
+          <w:color w:val="1F1F1F"/>
+          <w:sz w:val="21"/>
+          <w:szCs w:val="21"/>
+          <w:shd w:val="clear" w:color="auto" w:fill="FFFFFF"/>
+        </w:rPr>
+      </w:pPr>
+    </w:p>
+    <w:p>
+      <w:pPr>
+        <w:spacing w:after="0" w:line="240" w:lineRule="auto"/>
+        <w:rPr>
+          <w:rFonts w:ascii="Arial" w:eastAsia="Times New Roman" w:hAnsi="Arial" w:cs="Arial"/>
+          <w:b/>
+          <w:bCs/>
+          <w:color w:val="1F1F1F"/>
+          <w:sz w:val="21"/>
+          <w:szCs w:val="21"/>
+          <w:shd w:val="clear" w:color="auto" w:fill="FFFFFF"/>
+        </w:rPr>
+      </w:pPr>
+    </w:p>
+    <w:p>
+      <w:pPr>
+        <w:spacing w:after="0" w:line="240" w:lineRule="auto"/>
+        <w:rPr>
+          <w:rFonts w:ascii="Times New Roman" w:eastAsia="Times New Roman" w:hAnsi="Times New Roman" w:cs="Times New Roman"/>
+          <w:sz w:val="24"/>
+          <w:szCs w:val="24"/>
+        </w:rPr>
+      </w:pPr>
+      <w:r>
+        <w:rPr>
+          <w:rFonts w:ascii="Arial" w:eastAsia="Times New Roman" w:hAnsi="Arial" w:cs="Arial"/>
+          <w:b/>
+          <w:bCs/>
+          <w:color w:val="1F1F1F"/>
+          <w:sz w:val="21"/>
+          <w:szCs w:val="21"/>
+          <w:shd w:val="clear" w:color="auto" w:fill="FFFFFF"/>
+        </w:rPr>
+        <w:lastRenderedPageBreak/>
+        <w:t>Task 3 – ASCII </w:t>
+      </w:r>
+      <w:r>
+        <w:rPr>
+          <w:rFonts w:ascii="Arial" w:eastAsia="Times New Roman" w:hAnsi="Arial" w:cs="Arial"/>
+          <w:color w:val="1F1F1F"/>
+          <w:sz w:val="21"/>
+          <w:szCs w:val="21"/>
+        </w:rPr>
+        <w:br/>
+      </w:r>
+      <w:r>
+        <w:rPr>
+          <w:rFonts w:ascii="Arial" w:eastAsia="Times New Roman" w:hAnsi="Arial" w:cs="Arial"/>
+          <w:color w:val="1F1F1F"/>
+          <w:sz w:val="21"/>
+          <w:szCs w:val="21"/>
+          <w:shd w:val="clear" w:color="auto" w:fill="FFFFFF"/>
+        </w:rPr>
+        <w:t>Write a Python program that asks the user to enter a string.</w:t>
+      </w:r>
+      <w:r>
+        <w:rPr>
+          <w:rFonts w:ascii="Arial" w:eastAsia="Times New Roman" w:hAnsi="Arial" w:cs="Arial"/>
+          <w:color w:val="1F1F1F"/>
+          <w:sz w:val="21"/>
+          <w:szCs w:val="21"/>
+        </w:rPr>
+        <w:br/>
+      </w:r>
+      <w:r>
+        <w:rPr>
+          <w:rFonts w:ascii="Arial" w:eastAsia="Times New Roman" w:hAnsi="Arial" w:cs="Arial"/>
+          <w:color w:val="1F1F1F"/>
+          <w:sz w:val="21"/>
+          <w:szCs w:val="21"/>
+          <w:shd w:val="clear" w:color="auto" w:fill="FFFFFF"/>
+        </w:rPr>
+        <w:t>The program should encrypt the string by modifying the ASCII value of each character.</w:t>
+      </w:r>
+      <w:r>
+        <w:rPr>
+          <w:rFonts w:ascii="Arial" w:eastAsia="Times New Roman" w:hAnsi="Arial" w:cs="Arial"/>
+          <w:color w:val="1F1F1F"/>
+          <w:sz w:val="21"/>
+          <w:szCs w:val="21"/>
+        </w:rPr>
+        <w:br/>
+      </w:r>
+      <w:r>
+        <w:rPr>
+          <w:rFonts w:ascii="Arial" w:eastAsia="Times New Roman" w:hAnsi="Arial" w:cs="Arial"/>
+          <w:color w:val="1F1F1F"/>
+          <w:sz w:val="21"/>
+          <w:szCs w:val="21"/>
+          <w:shd w:val="clear" w:color="auto" w:fill="FFFFFF"/>
+        </w:rPr>
+        <w:t>For each character:</w:t>
+      </w:r>
+    </w:p>
+    <w:p>
+      <w:pPr>
+        <w:numPr>
+          <w:ilvl w:val="0"/>
+          <w:numId w:val="7"/>
+        </w:numPr>
+        <w:shd w:val="clear" w:color="auto" w:fill="FFFFFF"/>
+        <w:spacing w:before="100" w:beforeAutospacing="1" w:after="100" w:afterAutospacing="1" w:line="240" w:lineRule="auto"/>
+        <w:ind w:left="0"/>
+        <w:rPr>
+          <w:rFonts w:ascii="Arial" w:eastAsia="Times New Roman" w:hAnsi="Arial" w:cs="Arial"/>
+          <w:color w:val="1F1F1F"/>
+          <w:sz w:val="21"/>
+          <w:szCs w:val="21"/>
+        </w:rPr>
+      </w:pPr>
+      <w:r>
+        <w:rPr>
+          <w:rFonts w:ascii="Arial" w:eastAsia="Times New Roman" w:hAnsi="Arial" w:cs="Arial"/>
+          <w:color w:val="1F1F1F"/>
+          <w:sz w:val="21"/>
+          <w:szCs w:val="21"/>
+        </w:rPr>
+        <w:t>Characters at even positions → Add 2 to their ASCII value.</w:t>
+      </w:r>
+    </w:p>
+    <w:p>
+      <w:pPr>
+        <w:numPr>
+          <w:ilvl w:val="0"/>
+          <w:numId w:val="7"/>
+        </w:numPr>
+        <w:shd w:val="clear" w:color="auto" w:fill="FFFFFF"/>
+        <w:spacing w:before="100" w:beforeAutospacing="1" w:after="100" w:afterAutospacing="1" w:line="240" w:lineRule="auto"/>
+        <w:ind w:left="0"/>
+        <w:rPr>
+          <w:rFonts w:ascii="Arial" w:eastAsia="Times New Roman" w:hAnsi="Arial" w:cs="Arial"/>
+          <w:color w:val="1F1F1F"/>
+          <w:sz w:val="21"/>
+          <w:szCs w:val="21"/>
+        </w:rPr>
+      </w:pPr>
+      <w:r>
+        <w:rPr>
+          <w:rFonts w:ascii="Arial" w:eastAsia="Times New Roman" w:hAnsi="Arial" w:cs="Arial"/>
+          <w:color w:val="1F1F1F"/>
+          <w:sz w:val="21"/>
+          <w:szCs w:val="21"/>
+        </w:rPr>
+        <w:t>Characters at odd positions → Subtract 2 from their ASCII value.</w:t>
+      </w:r>
+    </w:p>
+    <w:p>
+      <w:pPr>
+        <w:rPr>
+          <w:rFonts w:ascii="Arial" w:eastAsia="Times New Roman" w:hAnsi="Arial" w:cs="Arial"/>
+          <w:color w:val="1F1F1F"/>
+          <w:sz w:val="21"/>
+          <w:szCs w:val="21"/>
+          <w:shd w:val="clear" w:color="auto" w:fill="FFFFFF"/>
+        </w:rPr>
+      </w:pPr>
+      <w:r>
+        <w:rPr>
+          <w:rFonts w:ascii="Arial" w:eastAsia="Times New Roman" w:hAnsi="Arial" w:cs="Arial"/>
+          <w:color w:val="1F1F1F"/>
+          <w:sz w:val="21"/>
+          <w:szCs w:val="21"/>
+          <w:shd w:val="clear" w:color="auto" w:fill="FFFFFF"/>
+        </w:rPr>
+        <w:t xml:space="preserve">Then: Convert each character to its ASCII value using </w:t>
+      </w:r>
+      <w:proofErr w:type="spellStart"/>
+      <w:proofErr w:type="gramStart"/>
+      <w:r>
+        <w:rPr>
+          <w:rFonts w:ascii="Arial" w:eastAsia="Times New Roman" w:hAnsi="Arial" w:cs="Arial"/>
+          <w:color w:val="1F1F1F"/>
+          <w:sz w:val="21"/>
+          <w:szCs w:val="21"/>
+          <w:shd w:val="clear" w:color="auto" w:fill="FFFFFF"/>
+        </w:rPr>
+        <w:t>ord</w:t>
+      </w:r>
+      <w:proofErr w:type="spellEnd"/>
+      <w:r>
+        <w:rPr>
+          <w:rFonts w:ascii="Arial" w:eastAsia="Times New Roman" w:hAnsi="Arial" w:cs="Arial"/>
+          <w:color w:val="1F1F1F"/>
+          <w:sz w:val="21"/>
+          <w:szCs w:val="21"/>
+          <w:shd w:val="clear" w:color="auto" w:fill="FFFFFF"/>
+        </w:rPr>
+        <w:t>(</w:t>
+      </w:r>
+      <w:proofErr w:type="gramEnd"/>
+      <w:r>
+        <w:rPr>
+          <w:rFonts w:ascii="Arial" w:eastAsia="Times New Roman" w:hAnsi="Arial" w:cs="Arial"/>
+          <w:color w:val="1F1F1F"/>
+          <w:sz w:val="21"/>
+          <w:szCs w:val="21"/>
+          <w:shd w:val="clear" w:color="auto" w:fill="FFFFFF"/>
+        </w:rPr>
+        <w:t xml:space="preserve">).Modify the ASCII value according to its position. Convert the modified ASCII value back to a character using </w:t>
+      </w:r>
+      <w:proofErr w:type="spellStart"/>
+      <w:proofErr w:type="gramStart"/>
+      <w:r>
+        <w:rPr>
+          <w:rFonts w:ascii="Arial" w:eastAsia="Times New Roman" w:hAnsi="Arial" w:cs="Arial"/>
+          <w:color w:val="1F1F1F"/>
+          <w:sz w:val="21"/>
+          <w:szCs w:val="21"/>
+          <w:shd w:val="clear" w:color="auto" w:fill="FFFFFF"/>
+        </w:rPr>
+        <w:t>chr</w:t>
+      </w:r>
+      <w:proofErr w:type="spellEnd"/>
+      <w:r>
+        <w:rPr>
+          <w:rFonts w:ascii="Arial" w:eastAsia="Times New Roman" w:hAnsi="Arial" w:cs="Arial"/>
+          <w:color w:val="1F1F1F"/>
+          <w:sz w:val="21"/>
+          <w:szCs w:val="21"/>
+          <w:shd w:val="clear" w:color="auto" w:fill="FFFFFF"/>
+        </w:rPr>
+        <w:t>(</w:t>
+      </w:r>
+      <w:proofErr w:type="gramEnd"/>
+      <w:r>
+        <w:rPr>
+          <w:rFonts w:ascii="Arial" w:eastAsia="Times New Roman" w:hAnsi="Arial" w:cs="Arial"/>
+          <w:color w:val="1F1F1F"/>
+          <w:sz w:val="21"/>
+          <w:szCs w:val="21"/>
+          <w:shd w:val="clear" w:color="auto" w:fill="FFFFFF"/>
+        </w:rPr>
+        <w:t>).Print the modified ASCII value</w:t>
+      </w:r>
+    </w:p>
+    <w:p>
+      <w:pPr>
+        <w:rPr>
+          <w:rFonts w:ascii="Arial" w:eastAsia="Times New Roman" w:hAnsi="Arial" w:cs="Arial"/>
+          <w:color w:val="1F1F1F"/>
+          <w:sz w:val="21"/>
+          <w:szCs w:val="21"/>
+          <w:shd w:val="clear" w:color="auto" w:fill="FFFFFF"/>
+        </w:rPr>
+      </w:pPr>
+    </w:p>
+    <w:p>
+      <w:r>
+        <w:rPr>
+          <w:noProof/>
+        </w:rPr>
+        <w:drawing>
+          <wp:inline distT="0" distB="0" distL="0" distR="0">
+            <wp:extent cx="2214898" cy="2585258"/>
+            <wp:effectExtent l="0" t="0" r="0" b="5715"/>
+            <wp:docPr id="10" name="Picture 10"/>
+            <wp:cNvGraphicFramePr>
+              <a:graphicFrameLocks xmlns:a="http://schemas.openxmlformats.org/drawingml/2006/main" noChangeAspect="1"/>
+            </wp:cNvGraphicFramePr>
+            <a:graphic xmlns:a="http://schemas.openxmlformats.org/drawingml/2006/main">
+              <a:graphicData uri="http://schemas.openxmlformats.org/drawingml/2006/picture">
+                <pic:pic xmlns:pic="http://schemas.openxmlformats.org/drawingml/2006/picture">
+                  <pic:nvPicPr>
+                    <pic:cNvPr id="10" name="0007.png"/>
+                    <pic:cNvPicPr/>
+                  </pic:nvPicPr>
+                  <pic:blipFill>
+                    <a:blip r:embed="rId7" cstate="print">
+                      <a:extLst>
+                        <a:ext uri="{28A0092B-C50C-407E-A947-70E740481C1C}">
+                          <a14:useLocalDpi xmlns:a14="http://schemas.microsoft.com/office/drawing/2010/main" val="0"/>
+                        </a:ext>
+                      </a:extLst>
+                    </a:blip>
+                    <a:stretch>
+                      <a:fillRect/>
+                    </a:stretch>
+                  </pic:blipFill>
+                  <pic:spPr>
+                    <a:xfrm>
+                      <a:off x="0" y="0"/>
+                      <a:ext cx="2229945" cy="2602821"/>
+                    </a:xfrm>
+                    <a:prstGeom prst="rect">
+                      <a:avLst/>
+                    </a:prstGeom>
+                  </pic:spPr>
+                </pic:pic>
+              </a:graphicData>
+            </a:graphic>
+          </wp:inline>
+        </w:drawing>
+      </w:r>
+      <w:bookmarkStart w:id="0" w:name="_GoBack"/>
+      <w:r>
+        <w:rPr>
+          <w:noProof/>
+        </w:rPr>
+        <w:drawing>
+          <wp:inline distT="0" distB="0" distL="0" distR="0">
+            <wp:extent cx="2164361" cy="2286873"/>
+            <wp:effectExtent l="0" t="0" r="7620" b="0"/>
+            <wp:docPr id="11" name="Picture 11"/>
+            <wp:cNvGraphicFramePr>
+              <a:graphicFrameLocks xmlns:a="http://schemas.openxmlformats.org/drawingml/2006/main" noChangeAspect="1"/>
+            </wp:cNvGraphicFramePr>
+            <a:graphic xmlns:a="http://schemas.openxmlformats.org/drawingml/2006/main">
+              <a:graphicData uri="http://schemas.openxmlformats.org/drawingml/2006/picture">
+                <pic:pic xmlns:pic="http://schemas.openxmlformats.org/drawingml/2006/picture">
+                  <pic:nvPicPr>
+                    <pic:cNvPr id="11" name="0008.png"/>
+                    <pic:cNvPicPr/>
+                  </pic:nvPicPr>
+                  <pic:blipFill>
+                    <a:blip r:embed="rId8" cstate="print">
+                      <a:extLst>
+                        <a:ext uri="{28A0092B-C50C-407E-A947-70E740481C1C}">
+                          <a14:useLocalDpi xmlns:a14="http://schemas.microsoft.com/office/drawing/2010/main" val="0"/>
+                        </a:ext>
+                      </a:extLst>
+                    </a:blip>
+                    <a:stretch>
+                      <a:fillRect/>
+                    </a:stretch>
+                  </pic:blipFill>
+                  <pic:spPr>
+                    <a:xfrm>
+                      <a:off x="0" y="0"/>
+                      <a:ext cx="2177119" cy="2300353"/>
+                    </a:xfrm>
+                    <a:prstGeom prst="rect">
+                      <a:avLst/>
+                    </a:prstGeom>
+                  </pic:spPr>
+                </pic:pic>
+              </a:graphicData>
+            </a:graphic>
+          </wp:inline>
+        </w:drawing>
+      </w:r>
+      <w:bookmarkEnd w:id="0"/>
+      <w:r>
+        <w:rPr>
+          <w:noProof/>
+        </w:rPr>
+        <w:drawing>
+          <wp:inline distT="0" distB="0" distL="0" distR="0">
+            <wp:extent cx="2411397" cy="2116282"/>
+            <wp:effectExtent l="0" t="0" r="8255" b="0"/>
+            <wp:docPr id="12" name="Picture 12"/>
+            <wp:cNvGraphicFramePr>
+              <a:graphicFrameLocks xmlns:a="http://schemas.openxmlformats.org/drawingml/2006/main" noChangeAspect="1"/>
+            </wp:cNvGraphicFramePr>
+            <a:graphic xmlns:a="http://schemas.openxmlformats.org/drawingml/2006/main">
+              <a:graphicData uri="http://schemas.openxmlformats.org/drawingml/2006/picture">
+                <pic:pic xmlns:pic="http://schemas.openxmlformats.org/drawingml/2006/picture">
+                  <pic:nvPicPr>
+                    <pic:cNvPr id="12" name="0009.png"/>
+                    <pic:cNvPicPr/>
+                  </pic:nvPicPr>
+                  <pic:blipFill>
+                    <a:blip r:embed="rId9" cstate="print">
+                      <a:extLst>
+                        <a:ext uri="{28A0092B-C50C-407E-A947-70E740481C1C}">
+                          <a14:useLocalDpi xmlns:a14="http://schemas.microsoft.com/office/drawing/2010/main" val="0"/>
+                        </a:ext>
+                      </a:extLst>
+                    </a:blip>
+                    <a:stretch>
+                      <a:fillRect/>
+                    </a:stretch>
+                  </pic:blipFill>
+                  <pic:spPr>
+                    <a:xfrm>
+                      <a:off x="0" y="0"/>
+                      <a:ext cx="2416032" cy="2120350"/>
+                    </a:xfrm>
+                    <a:prstGeom prst="rect">
+                      <a:avLst/>
+                    </a:prstGeom>
+                  </pic:spPr>
+                </pic:pic>
+              </a:graphicData>
+            </a:graphic>
+          </wp:inline>
+        </w:drawing>
+      </w:r>
     </w:p>
     <w:p/>
     <w:p>
       <w:pPr>
         <w:spacing w:after="0" w:line="240" w:lineRule="auto"/>
         <w:rPr>
+          <w:rFonts w:ascii="Arial" w:eastAsia="Times New Roman" w:hAnsi="Arial" w:cs="Arial"/>
+          <w:b/>
+          <w:bCs/>
+          <w:color w:val="1F1F1F"/>
+          <w:sz w:val="21"/>
+          <w:szCs w:val="21"/>
+          <w:shd w:val="clear" w:color="auto" w:fill="FFFFFF"/>
+        </w:rPr>
+      </w:pPr>
+    </w:p>
+    <w:p>
+      <w:pPr>
+        <w:spacing w:after="0" w:line="240" w:lineRule="auto"/>
+        <w:rPr>
+          <w:rFonts w:ascii="Arial" w:eastAsia="Times New Roman" w:hAnsi="Arial" w:cs="Arial"/>
+          <w:b/>
+          <w:bCs/>
+          <w:color w:val="1F1F1F"/>
+          <w:sz w:val="21"/>
+          <w:szCs w:val="21"/>
+          <w:shd w:val="clear" w:color="auto" w:fill="FFFFFF"/>
+        </w:rPr>
+      </w:pPr>
+    </w:p>
+    <w:p>
+      <w:pPr>
+        <w:spacing w:after="0" w:line="240" w:lineRule="auto"/>
+        <w:rPr>
+          <w:rFonts w:ascii="Arial" w:eastAsia="Times New Roman" w:hAnsi="Arial" w:cs="Arial"/>
+          <w:b/>
+          <w:bCs/>
+          <w:color w:val="1F1F1F"/>
+          <w:sz w:val="21"/>
+          <w:szCs w:val="21"/>
+          <w:shd w:val="clear" w:color="auto" w:fill="FFFFFF"/>
+        </w:rPr>
+      </w:pPr>
+    </w:p>
+    <w:p>
+      <w:pPr>
+        <w:spacing w:after="0" w:line="240" w:lineRule="auto"/>
+        <w:rPr>
+          <w:rFonts w:ascii="Arial" w:eastAsia="Times New Roman" w:hAnsi="Arial" w:cs="Arial"/>
+          <w:b/>
+          <w:bCs/>
+          <w:color w:val="1F1F1F"/>
+          <w:sz w:val="21"/>
+          <w:szCs w:val="21"/>
+          <w:shd w:val="clear" w:color="auto" w:fill="FFFFFF"/>
+        </w:rPr>
+      </w:pPr>
+    </w:p>
+    <w:p>
+      <w:pPr>
+        <w:spacing w:after="0" w:line="240" w:lineRule="auto"/>
+        <w:rPr>
+          <w:rFonts w:ascii="Arial" w:eastAsia="Times New Roman" w:hAnsi="Arial" w:cs="Arial"/>
+          <w:b/>
+          <w:bCs/>
+          <w:color w:val="1F1F1F"/>
+          <w:sz w:val="21"/>
+          <w:szCs w:val="21"/>
+          <w:shd w:val="clear" w:color="auto" w:fill="FFFFFF"/>
+        </w:rPr>
+      </w:pPr>
+    </w:p>
+    <w:p>
+      <w:pPr>
+        <w:spacing w:after="0" w:line="240" w:lineRule="auto"/>
+        <w:rPr>
+          <w:rFonts w:ascii="Arial" w:eastAsia="Times New Roman" w:hAnsi="Arial" w:cs="Arial"/>
+          <w:b/>
+          <w:bCs/>
+          <w:color w:val="1F1F1F"/>
+          <w:sz w:val="21"/>
+          <w:szCs w:val="21"/>
+          <w:shd w:val="clear" w:color="auto" w:fill="FFFFFF"/>
+        </w:rPr>
+      </w:pPr>
+    </w:p>
+    <w:p/>
+    <w:p>
+      <w:pPr>
+        <w:spacing w:after="0" w:line="240" w:lineRule="auto"/>
+        <w:rPr>
           <w:rFonts w:ascii="Times New Roman" w:eastAsia="Times New Roman" w:hAnsi="Times New Roman" w:cs="Times New Roman"/>
           <w:sz w:val="24"/>
           <w:szCs w:val="24"/>
@@ -662,7 +1162,6 @@
           <w:szCs w:val="21"/>
           <w:shd w:val="clear" w:color="auto" w:fill="FFFFFF"/>
         </w:rPr>
-        <w:lastRenderedPageBreak/>
         <w:t>Task 4 – Number System Conversion and Number Analysis</w:t>
       </w:r>
       <w:r>
@@ -906,7 +1405,7 @@
                     <pic:cNvPicPr/>
                   </pic:nvPicPr>
                   <pic:blipFill>
-                    <a:blip r:embed="rId7" cstate="print">
+                    <a:blip r:embed="rId10" cstate="print">
                       <a:extLst>
                         <a:ext uri="{28A0092B-C50C-407E-A947-70E740481C1C}">
                           <a14:useLocalDpi xmlns:a14="http://schemas.microsoft.com/office/drawing/2010/main" val="0"/>
@@ -932,7 +1431,6 @@
           </wp:inline>
         </w:drawing>
       </w:r>
-      <w:bookmarkStart w:id="0" w:name="_GoBack"/>
       <w:r>
         <w:rPr>
           <w:rFonts w:ascii="Arial" w:eastAsia="Times New Roman" w:hAnsi="Arial" w:cs="Arial"/>
@@ -958,7 +1456,7 @@
                     <pic:cNvPicPr/>
                   </pic:nvPicPr>
                   <pic:blipFill>
-                    <a:blip r:embed="rId8">
+                    <a:blip r:embed="rId11">
                       <a:extLst>
                         <a:ext uri="{28A0092B-C50C-407E-A947-70E740481C1C}">
                           <a14:useLocalDpi xmlns:a14="http://schemas.microsoft.com/office/drawing/2010/main" val="0"/>
@@ -984,7 +1482,6 @@
           </wp:inline>
         </w:drawing>
       </w:r>
-      <w:bookmarkEnd w:id="0"/>
     </w:p>
     <w:p/>
     <w:sectPr>
@@ -1447,6 +1944,155 @@
     </w:lvl>
   </w:abstractNum>
   <w:abstractNum w:abstractNumId="3" w15:restartNumberingAfterBreak="0">
+    <w:nsid w:val="25C82141"/>
+    <w:multiLevelType w:val="multilevel"/>
+    <w:tmpl w:val="C05894A2"/>
+    <w:lvl w:ilvl="0">
+      <w:start w:val="1"/>
+      <w:numFmt w:val="bullet"/>
+      <w:lvlText w:val=""/>
+      <w:lvlJc w:val="left"/>
+      <w:pPr>
+        <w:tabs>
+          <w:tab w:val="num" w:pos="720"/>
+        </w:tabs>
+        <w:ind w:left="720" w:hanging="360"/>
+      </w:pPr>
+      <w:rPr>
+        <w:rFonts w:ascii="Symbol" w:hAnsi="Symbol" w:hint="default"/>
+        <w:sz w:val="20"/>
+      </w:rPr>
+    </w:lvl>
+    <w:lvl w:ilvl="1" w:tentative="1">
+      <w:start w:val="1"/>
+      <w:numFmt w:val="bullet"/>
+      <w:lvlText w:val=""/>
+      <w:lvlJc w:val="left"/>
+      <w:pPr>
+        <w:tabs>
+          <w:tab w:val="num" w:pos="1440"/>
+        </w:tabs>
+        <w:ind w:left="1440" w:hanging="360"/>
+      </w:pPr>
+      <w:rPr>
+        <w:rFonts w:ascii="Symbol" w:hAnsi="Symbol" w:hint="default"/>
+        <w:sz w:val="20"/>
+      </w:rPr>
+    </w:lvl>
+    <w:lvl w:ilvl="2" w:tentative="1">
+      <w:start w:val="1"/>
+      <w:numFmt w:val="bullet"/>
+      <w:lvlText w:val=""/>
+      <w:lvlJc w:val="left"/>
+      <w:pPr>
+        <w:tabs>
+          <w:tab w:val="num" w:pos="2160"/>
+        </w:tabs>
+        <w:ind w:left="2160" w:hanging="360"/>
+      </w:pPr>
+      <w:rPr>
+        <w:rFonts w:ascii="Symbol" w:hAnsi="Symbol" w:hint="default"/>
+        <w:sz w:val="20"/>
+      </w:rPr>
+    </w:lvl>
+    <w:lvl w:ilvl="3" w:tentative="1">
+      <w:start w:val="1"/>
+      <w:numFmt w:val="bullet"/>
+      <w:lvlText w:val=""/>
+      <w:lvlJc w:val="left"/>
+      <w:pPr>
+        <w:tabs>
+          <w:tab w:val="num" w:pos="2880"/>
+        </w:tabs>
+        <w:ind w:left="2880" w:hanging="360"/>
+      </w:pPr>
+      <w:rPr>
+        <w:rFonts w:ascii="Symbol" w:hAnsi="Symbol" w:hint="default"/>
+        <w:sz w:val="20"/>
+      </w:rPr>
+    </w:lvl>
+    <w:lvl w:ilvl="4" w:tentative="1">
+      <w:start w:val="1"/>
+      <w:numFmt w:val="bullet"/>
+      <w:lvlText w:val=""/>
+      <w:lvlJc w:val="left"/>
+      <w:pPr>
+        <w:tabs>
+          <w:tab w:val="num" w:pos="3600"/>
+        </w:tabs>
+        <w:ind w:left="3600" w:hanging="360"/>
+      </w:pPr>
+      <w:rPr>
+        <w:rFonts w:ascii="Symbol" w:hAnsi="Symbol" w:hint="default"/>
+        <w:sz w:val="20"/>
+      </w:rPr>
+    </w:lvl>
+    <w:lvl w:ilvl="5" w:tentative="1">
+      <w:start w:val="1"/>
+      <w:numFmt w:val="bullet"/>
+      <w:lvlText w:val=""/>
+      <w:lvlJc w:val="left"/>
+      <w:pPr>
+        <w:tabs>
+          <w:tab w:val="num" w:pos="4320"/>
+        </w:tabs>
+        <w:ind w:left="4320" w:hanging="360"/>
+      </w:pPr>
+      <w:rPr>
+        <w:rFonts w:ascii="Symbol" w:hAnsi="Symbol" w:hint="default"/>
+        <w:sz w:val="20"/>
+      </w:rPr>
+    </w:lvl>
+    <w:lvl w:ilvl="6" w:tentative="1">
+      <w:start w:val="1"/>
+      <w:numFmt w:val="bullet"/>
+      <w:lvlText w:val=""/>
+      <w:lvlJc w:val="left"/>
+      <w:pPr>
+        <w:tabs>
+          <w:tab w:val="num" w:pos="5040"/>
+        </w:tabs>
+        <w:ind w:left="5040" w:hanging="360"/>
+      </w:pPr>
+      <w:rPr>
+        <w:rFonts w:ascii="Symbol" w:hAnsi="Symbol" w:hint="default"/>
+        <w:sz w:val="20"/>
+      </w:rPr>
+    </w:lvl>
+    <w:lvl w:ilvl="7" w:tentative="1">
+      <w:start w:val="1"/>
+      <w:numFmt w:val="bullet"/>
+      <w:lvlText w:val=""/>
+      <w:lvlJc w:val="left"/>
+      <w:pPr>
+        <w:tabs>
+          <w:tab w:val="num" w:pos="5760"/>
+        </w:tabs>
+        <w:ind w:left="5760" w:hanging="360"/>
+      </w:pPr>
+      <w:rPr>
+        <w:rFonts w:ascii="Symbol" w:hAnsi="Symbol" w:hint="default"/>
+        <w:sz w:val="20"/>
+      </w:rPr>
+    </w:lvl>
+    <w:lvl w:ilvl="8" w:tentative="1">
+      <w:start w:val="1"/>
+      <w:numFmt w:val="bullet"/>
+      <w:lvlText w:val=""/>
+      <w:lvlJc w:val="left"/>
+      <w:pPr>
+        <w:tabs>
+          <w:tab w:val="num" w:pos="6480"/>
+        </w:tabs>
+        <w:ind w:left="6480" w:hanging="360"/>
+      </w:pPr>
+      <w:rPr>
+        <w:rFonts w:ascii="Symbol" w:hAnsi="Symbol" w:hint="default"/>
+        <w:sz w:val="20"/>
+      </w:rPr>
+    </w:lvl>
+  </w:abstractNum>
+  <w:abstractNum w:abstractNumId="4" w15:restartNumberingAfterBreak="0">
     <w:nsid w:val="45092C97"/>
     <w:multiLevelType w:val="multilevel"/>
     <w:tmpl w:val="B1A2261C"/>
@@ -1595,7 +2241,7 @@
       </w:rPr>
     </w:lvl>
   </w:abstractNum>
-  <w:abstractNum w:abstractNumId="4" w15:restartNumberingAfterBreak="0">
+  <w:abstractNum w:abstractNumId="5" w15:restartNumberingAfterBreak="0">
     <w:nsid w:val="451C0C78"/>
     <w:multiLevelType w:val="multilevel"/>
     <w:tmpl w:val="11CC293A"/>
@@ -1744,7 +2390,7 @@
       </w:rPr>
     </w:lvl>
   </w:abstractNum>
-  <w:abstractNum w:abstractNumId="5" w15:restartNumberingAfterBreak="0">
+  <w:abstractNum w:abstractNumId="6" w15:restartNumberingAfterBreak="0">
     <w:nsid w:val="4AD628BE"/>
     <w:multiLevelType w:val="multilevel"/>
     <w:tmpl w:val="50B83A9E"/>
@@ -1894,22 +2540,25 @@
     </w:lvl>
   </w:abstractNum>
   <w:num w:numId="1">
-    <w:abstractNumId w:val="5"/>
+    <w:abstractNumId w:val="6"/>
   </w:num>
   <w:num w:numId="2">
     <w:abstractNumId w:val="2"/>
   </w:num>
   <w:num w:numId="3">
-    <w:abstractNumId w:val="3"/>
+    <w:abstractNumId w:val="4"/>
   </w:num>
   <w:num w:numId="4">
     <w:abstractNumId w:val="1"/>
   </w:num>
   <w:num w:numId="5">
-    <w:abstractNumId w:val="4"/>
+    <w:abstractNumId w:val="5"/>
   </w:num>
   <w:num w:numId="6">
     <w:abstractNumId w:val="0"/>
+  </w:num>
+  <w:num w:numId="7">
+    <w:abstractNumId w:val="3"/>
   </w:num>
 </w:numbering>
 </file>
